--- a/word-style-template.docx
+++ b/word-style-template.docx
@@ -477,6 +477,11 @@
         <w:docPartUnique/>
       </w:docPartObj>
     </w:sdtPr>
+    <w:sdtEndPr>
+      <w:rPr>
+        <w:rStyle w:val="PageNumber"/>
+      </w:rPr>
+    </w:sdtEndPr>
     <w:sdtContent>
       <w:p>
         <w:pPr>
@@ -529,6 +534,11 @@
         <w:docPartUnique/>
       </w:docPartObj>
     </w:sdtPr>
+    <w:sdtEndPr>
+      <w:rPr>
+        <w:rStyle w:val="PageNumber"/>
+      </w:rPr>
+    </w:sdtEndPr>
     <w:sdtContent>
       <w:p>
         <w:pPr>
@@ -613,6 +623,11 @@
         <w:docPartUnique/>
       </w:docPartObj>
     </w:sdtPr>
+    <w:sdtEndPr>
+      <w:rPr>
+        <w:rStyle w:val="PageNumber"/>
+      </w:rPr>
+    </w:sdtEndPr>
     <w:sdtContent>
       <w:p>
         <w:pPr>

--- a/word-style-template.docx
+++ b/word-style-template.docx
@@ -477,11 +477,6 @@
         <w:docPartUnique/>
       </w:docPartObj>
     </w:sdtPr>
-    <w:sdtEndPr>
-      <w:rPr>
-        <w:rStyle w:val="PageNumber"/>
-      </w:rPr>
-    </w:sdtEndPr>
     <w:sdtContent>
       <w:p>
         <w:pPr>
@@ -534,11 +529,6 @@
         <w:docPartUnique/>
       </w:docPartObj>
     </w:sdtPr>
-    <w:sdtEndPr>
-      <w:rPr>
-        <w:rStyle w:val="PageNumber"/>
-      </w:rPr>
-    </w:sdtEndPr>
     <w:sdtContent>
       <w:p>
         <w:pPr>
@@ -623,11 +613,6 @@
         <w:docPartUnique/>
       </w:docPartObj>
     </w:sdtPr>
-    <w:sdtEndPr>
-      <w:rPr>
-        <w:rStyle w:val="PageNumber"/>
-      </w:rPr>
-    </w:sdtEndPr>
     <w:sdtContent>
       <w:p>
         <w:pPr>
